--- a/remedy_app_documents/02_TechSpec.docx
+++ b/remedy_app_documents/02_TechSpec.docx
@@ -1469,7 +1469,39 @@
           <w:sz w:val="18"/>
           <w:szCs w:val="18"/>
         </w:rPr>
-        <w:t xml:space="preserve">│   │   └── TraditionCard.swift</w:t>
+        <w:t xml:space="preserve">│   │   ├── TraditionCard.swift</w:t>
+      </w:r>
+    </w:p>
+    <w:p>
+      <w:pPr>
+        <w:shd w:fill="F0EDE8" w:val="clear"/>
+        <w:spacing w:after="80" w:before="80"/>
+        <w:ind w:left="360"/>
+      </w:pPr>
+      <w:r>
+        <w:rPr>
+          <w:rFonts w:ascii="Courier New" w:cs="Courier New" w:eastAsia="Courier New" w:hAnsi="Courier New"/>
+          <w:color w:val="2E5C2E"/>
+          <w:sz w:val="18"/>
+          <w:szCs w:val="18"/>
+        </w:rPr>
+        <w:t xml:space="preserve">│   │   ├── TraditionDetailScreen.swift  // full tradition detail view</w:t>
+      </w:r>
+    </w:p>
+    <w:p>
+      <w:pPr>
+        <w:shd w:fill="F0EDE8" w:val="clear"/>
+        <w:spacing w:after="80" w:before="80"/>
+        <w:ind w:left="360"/>
+      </w:pPr>
+      <w:r>
+        <w:rPr>
+          <w:rFonts w:ascii="Courier New" w:cs="Courier New" w:eastAsia="Courier New" w:hAnsi="Courier New"/>
+          <w:color w:val="2E5C2E"/>
+          <w:sz w:val="18"/>
+          <w:szCs w:val="18"/>
+        </w:rPr>
+        <w:t xml:space="preserve">│   │   └── TraditionFlagView.swift      // flag image component</w:t>
       </w:r>
     </w:p>
     <w:p>
@@ -1806,6 +1838,70 @@
           <w:szCs w:val="18"/>
         </w:rPr>
         <w:t xml:space="preserve">    └── CalendarMappingTests.swift</w:t>
+      </w:r>
+    </w:p>
+    <w:p>
+      <w:pPr>
+        <w:shd w:fill="F0EDE8" w:val="clear"/>
+        <w:spacing w:after="80" w:before="80"/>
+        <w:ind w:left="360"/>
+      </w:pPr>
+      <w:r>
+        <w:rPr>
+          <w:rFonts w:ascii="Courier New" w:cs="Courier New" w:eastAsia="Courier New" w:hAnsi="Courier New"/>
+          <w:color w:val="2E5C2E"/>
+          <w:sz w:val="18"/>
+          <w:szCs w:val="18"/>
+        </w:rPr>
+        <w:t xml:space="preserve">UnitTests/</w:t>
+      </w:r>
+    </w:p>
+    <w:p>
+      <w:pPr>
+        <w:shd w:fill="F0EDE8" w:val="clear"/>
+        <w:spacing w:after="80" w:before="80"/>
+        <w:ind w:left="360"/>
+      </w:pPr>
+      <w:r>
+        <w:rPr>
+          <w:rFonts w:ascii="Courier New" w:cs="Courier New" w:eastAsia="Courier New" w:hAnsi="Courier New"/>
+          <w:color w:val="2E5C2E"/>
+          <w:sz w:val="18"/>
+          <w:szCs w:val="18"/>
+        </w:rPr>
+        <w:t xml:space="preserve">    ├── JournalViewModelTests.swift      // 18 tests</w:t>
+      </w:r>
+    </w:p>
+    <w:p>
+      <w:pPr>
+        <w:shd w:fill="F0EDE8" w:val="clear"/>
+        <w:spacing w:after="80" w:before="80"/>
+        <w:ind w:left="360"/>
+      </w:pPr>
+      <w:r>
+        <w:rPr>
+          <w:rFonts w:ascii="Courier New" w:cs="Courier New" w:eastAsia="Courier New" w:hAnsi="Courier New"/>
+          <w:color w:val="2E5C2E"/>
+          <w:sz w:val="18"/>
+          <w:szCs w:val="18"/>
+        </w:rPr>
+        <w:t xml:space="preserve">    ├── RemedyDatabaseTests.swift        // 14 tests</w:t>
+      </w:r>
+    </w:p>
+    <w:p>
+      <w:pPr>
+        <w:shd w:fill="F0EDE8" w:val="clear"/>
+        <w:spacing w:after="80" w:before="80"/>
+        <w:ind w:left="360"/>
+      </w:pPr>
+      <w:r>
+        <w:rPr>
+          <w:rFonts w:ascii="Courier New" w:cs="Courier New" w:eastAsia="Courier New" w:hAnsi="Courier New"/>
+          <w:color w:val="2E5C2E"/>
+          <w:sz w:val="18"/>
+          <w:szCs w:val="18"/>
+        </w:rPr>
+        <w:t xml:space="preserve">    └── TraditionViewModelTests.swift    // 11 tests</w:t>
       </w:r>
     </w:p>
     <w:p>
@@ -5163,6 +5259,38 @@
           <w:sz w:val="18"/>
           <w:szCs w:val="18"/>
         </w:rPr>
+        <w:t xml:space="preserve">    @Published var completedProtocols: [String: Int] = [:]  // lifetime completion counts per remedy name</w:t>
+      </w:r>
+    </w:p>
+    <w:p>
+      <w:pPr>
+        <w:shd w:fill="F0EDE8" w:val="clear"/>
+        <w:spacing w:after="80" w:before="80"/>
+        <w:ind w:left="360"/>
+      </w:pPr>
+      <w:r>
+        <w:rPr>
+          <w:rFonts w:ascii="Courier New" w:cs="Courier New" w:eastAsia="Courier New" w:hAnsi="Courier New"/>
+          <w:color w:val="2E5C2E"/>
+          <w:sz w:val="18"/>
+          <w:szCs w:val="18"/>
+        </w:rPr>
+        <w:t xml:space="preserve">    @Published var navigateToJournalTrigger: Int = 0       // incremented counter; observed by RootTabView to switch to Journal tab; more reliable than a resettable Bool</w:t>
+      </w:r>
+    </w:p>
+    <w:p>
+      <w:pPr>
+        <w:shd w:fill="F0EDE8" w:val="clear"/>
+        <w:spacing w:after="80" w:before="80"/>
+        <w:ind w:left="360"/>
+      </w:pPr>
+      <w:r>
+        <w:rPr>
+          <w:rFonts w:ascii="Courier New" w:cs="Courier New" w:eastAsia="Courier New" w:hAnsi="Courier New"/>
+          <w:color w:val="2E5C2E"/>
+          <w:sz w:val="18"/>
+          <w:szCs w:val="18"/>
+        </w:rPr>
         <w:t xml:space="preserve"/>
       </w:r>
     </w:p>
@@ -5681,6 +5809,70 @@
           </w:p>
         </w:tc>
       </w:tr>
+      <w:tr>
+        <w:tc>
+          <w:tcPr>
+            <w:tcW w:type="dxa" w:w="3000"/>
+            <w:tcBorders>
+              <w:top w:val="single" w:color="D0C8C0" w:sz="1"/>
+              <w:left w:val="single" w:color="D0C8C0" w:sz="1"/>
+              <w:bottom w:val="single" w:color="D0C8C0" w:sz="1"/>
+              <w:right w:val="single" w:color="D0C8C0" w:sz="1"/>
+            </w:tcBorders>
+            <w:shd w:fill="FFFFFF" w:val="clear"/>
+            <w:tcMar>
+              <w:top w:type="dxa" w:w="80"/>
+              <w:left w:type="dxa" w:w="120"/>
+              <w:bottom w:type="dxa" w:w="80"/>
+              <w:right w:type="dxa" w:w="120"/>
+            </w:tcMar>
+          </w:tcPr>
+          <w:p>
+            <w:r>
+              <w:rPr>
+                <w:rFonts w:ascii="Arial" w:cs="Arial" w:eastAsia="Arial" w:hAnsi="Arial"/>
+                <w:b w:val="false"/>
+                <w:bCs w:val="false"/>
+                <w:color w:val="000000"/>
+                <w:sz w:val="18"/>
+                <w:szCs w:val="18"/>
+              </w:rPr>
+              <w:t xml:space="preserve">journal_completed_protocols</w:t>
+            </w:r>
+          </w:p>
+        </w:tc>
+        <w:tc>
+          <w:tcPr>
+            <w:tcW w:type="dxa" w:w="6360"/>
+            <w:tcBorders>
+              <w:top w:val="single" w:color="D0C8C0" w:sz="1"/>
+              <w:left w:val="single" w:color="D0C8C0" w:sz="1"/>
+              <w:bottom w:val="single" w:color="D0C8C0" w:sz="1"/>
+              <w:right w:val="single" w:color="D0C8C0" w:sz="1"/>
+            </w:tcBorders>
+            <w:shd w:fill="FFFFFF" w:val="clear"/>
+            <w:tcMar>
+              <w:top w:type="dxa" w:w="80"/>
+              <w:left w:type="dxa" w:w="120"/>
+              <w:bottom w:type="dxa" w:w="80"/>
+              <w:right w:type="dxa" w:w="120"/>
+            </w:tcMar>
+          </w:tcPr>
+          <w:p>
+            <w:r>
+              <w:rPr>
+                <w:rFonts w:ascii="Arial" w:cs="Arial" w:eastAsia="Arial" w:hAnsi="Arial"/>
+                <w:b w:val="false"/>
+                <w:bCs w:val="false"/>
+                <w:color w:val="000000"/>
+                <w:sz w:val="18"/>
+                <w:szCs w:val="18"/>
+              </w:rPr>
+              <w:t xml:space="preserve">Data (JSON) — JSON-encoded [String: Int] dictionary mapping remedy name to lifetime completion count</w:t>
+            </w:r>
+          </w:p>
+        </w:tc>
+      </w:tr>
     </w:tbl>
     <w:p>
       <w:pPr>
@@ -7369,6 +7561,134 @@
           </w:p>
         </w:tc>
       </w:tr>
+      <w:tr>
+        <w:tc>
+          <w:tcPr>
+            <w:tcW w:type="dxa" w:w="3000"/>
+            <w:tcBorders>
+              <w:top w:val="single" w:color="D0C8C0" w:sz="1"/>
+              <w:left w:val="single" w:color="D0C8C0" w:sz="1"/>
+              <w:bottom w:val="single" w:color="D0C8C0" w:sz="1"/>
+              <w:right w:val="single" w:color="D0C8C0" w:sz="1"/>
+            </w:tcBorders>
+            <w:shd w:fill="FFFFFF" w:val="clear"/>
+            <w:tcMar>
+              <w:top w:type="dxa" w:w="80"/>
+              <w:left w:type="dxa" w:w="120"/>
+              <w:bottom w:type="dxa" w:w="80"/>
+              <w:right w:type="dxa" w:w="120"/>
+            </w:tcMar>
+          </w:tcPr>
+          <w:p>
+            <w:r>
+              <w:rPr>
+                <w:rFonts w:ascii="Arial" w:cs="Arial" w:eastAsia="Arial" w:hAnsi="Arial"/>
+                <w:b w:val="false"/>
+                <w:bCs w:val="false"/>
+                <w:color w:val="000000"/>
+                <w:sz w:val="18"/>
+                <w:szCs w:val="18"/>
+              </w:rPr>
+              <w:t xml:space="preserve">sfSymbol</w:t>
+            </w:r>
+          </w:p>
+        </w:tc>
+        <w:tc>
+          <w:tcPr>
+            <w:tcW w:type="dxa" w:w="6360"/>
+            <w:tcBorders>
+              <w:top w:val="single" w:color="D0C8C0" w:sz="1"/>
+              <w:left w:val="single" w:color="D0C8C0" w:sz="1"/>
+              <w:bottom w:val="single" w:color="D0C8C0" w:sz="1"/>
+              <w:right w:val="single" w:color="D0C8C0" w:sz="1"/>
+            </w:tcBorders>
+            <w:shd w:fill="FFFFFF" w:val="clear"/>
+            <w:tcMar>
+              <w:top w:type="dxa" w:w="80"/>
+              <w:left w:type="dxa" w:w="120"/>
+              <w:bottom w:type="dxa" w:w="80"/>
+              <w:right w:type="dxa" w:w="120"/>
+            </w:tcMar>
+          </w:tcPr>
+          <w:p>
+            <w:r>
+              <w:rPr>
+                <w:rFonts w:ascii="Arial" w:cs="Arial" w:eastAsia="Arial" w:hAnsi="Arial"/>
+                <w:b w:val="false"/>
+                <w:bCs w:val="false"/>
+                <w:color w:val="000000"/>
+                <w:sz w:val="18"/>
+                <w:szCs w:val="18"/>
+              </w:rPr>
+              <w:t xml:space="preserve">String — SF Symbol name for in-app icons (e.g. "leaf.fill")</w:t>
+            </w:r>
+          </w:p>
+        </w:tc>
+      </w:tr>
+      <w:tr>
+        <w:tc>
+          <w:tcPr>
+            <w:tcW w:type="dxa" w:w="3000"/>
+            <w:tcBorders>
+              <w:top w:val="single" w:color="D0C8C0" w:sz="1"/>
+              <w:left w:val="single" w:color="D0C8C0" w:sz="1"/>
+              <w:bottom w:val="single" w:color="D0C8C0" w:sz="1"/>
+              <w:right w:val="single" w:color="D0C8C0" w:sz="1"/>
+            </w:tcBorders>
+            <w:shd w:fill="FFFFFF" w:val="clear"/>
+            <w:tcMar>
+              <w:top w:type="dxa" w:w="80"/>
+              <w:left w:type="dxa" w:w="120"/>
+              <w:bottom w:type="dxa" w:w="80"/>
+              <w:right w:type="dxa" w:w="120"/>
+            </w:tcMar>
+          </w:tcPr>
+          <w:p>
+            <w:r>
+              <w:rPr>
+                <w:rFonts w:ascii="Arial" w:cs="Arial" w:eastAsia="Arial" w:hAnsi="Arial"/>
+                <w:b w:val="false"/>
+                <w:bCs w:val="false"/>
+                <w:color w:val="000000"/>
+                <w:sz w:val="18"/>
+                <w:szCs w:val="18"/>
+              </w:rPr>
+              <w:t xml:space="preserve">flagImageName</w:t>
+            </w:r>
+          </w:p>
+        </w:tc>
+        <w:tc>
+          <w:tcPr>
+            <w:tcW w:type="dxa" w:w="6360"/>
+            <w:tcBorders>
+              <w:top w:val="single" w:color="D0C8C0" w:sz="1"/>
+              <w:left w:val="single" w:color="D0C8C0" w:sz="1"/>
+              <w:bottom w:val="single" w:color="D0C8C0" w:sz="1"/>
+              <w:right w:val="single" w:color="D0C8C0" w:sz="1"/>
+            </w:tcBorders>
+            <w:shd w:fill="FFFFFF" w:val="clear"/>
+            <w:tcMar>
+              <w:top w:type="dxa" w:w="80"/>
+              <w:left w:type="dxa" w:w="120"/>
+              <w:bottom w:type="dxa" w:w="80"/>
+              <w:right w:type="dxa" w:w="120"/>
+            </w:tcMar>
+          </w:tcPr>
+          <w:p>
+            <w:r>
+              <w:rPr>
+                <w:rFonts w:ascii="Arial" w:cs="Arial" w:eastAsia="Arial" w:hAnsi="Arial"/>
+                <w:b w:val="false"/>
+                <w:bCs w:val="false"/>
+                <w:color w:val="000000"/>
+                <w:sz w:val="18"/>
+                <w:szCs w:val="18"/>
+              </w:rPr>
+              <w:t xml:space="preserve">String — asset name for the flag image displayed on tradition cards (from Assets.xcassets)</w:t>
+            </w:r>
+          </w:p>
+        </w:tc>
+      </w:tr>
     </w:tbl>
     <w:p>
       <w:pPr>
@@ -8339,7 +8659,7 @@
                 <w:sz w:val="18"/>
                 <w:szCs w:val="18"/>
               </w:rPr>
-              <w:t xml:space="preserve">completedDays.count &gt;= remedy.duration (protocol complete)</w:t>
+              <w:t xml:space="preserve">1 full protocol completed (any remedy) — checked via completedProtocols.values.reduce(0, +) &gt;= 1</w:t>
             </w:r>
           </w:p>
         </w:tc>
@@ -8676,6 +8996,178 @@
           <w:szCs w:val="20"/>
         </w:rPr>
         <w:t xml:space="preserve">All remedy data, tradition data, and quotes are bundled locally — no network required for core app functionality</w:t>
+      </w:r>
+    </w:p>
+    <w:p>
+      <w:r>
+        <w:br w:type="page"/>
+      </w:r>
+    </w:p>
+    <w:p>
+      <w:pPr>
+        <w:pStyle w:val="Heading1"/>
+        <w:spacing w:after="120" w:before="360"/>
+      </w:pPr>
+      <w:r>
+        <w:rPr>
+          <w:rFonts w:ascii="Arial" w:cs="Arial" w:eastAsia="Arial" w:hAnsi="Arial"/>
+          <w:b/>
+          <w:bCs/>
+          <w:color w:val="1A2E1A"/>
+          <w:sz w:val="36"/>
+          <w:szCs w:val="36"/>
+        </w:rPr>
+        <w:t xml:space="preserve">11. Unit Testing</w:t>
+      </w:r>
+    </w:p>
+    <w:p>
+      <w:pPr>
+        <w:spacing w:after="120"/>
+      </w:pPr>
+      <w:r>
+        <w:rPr>
+          <w:rFonts w:ascii="Arial" w:cs="Arial" w:eastAsia="Arial" w:hAnsi="Arial"/>
+          <w:b w:val="false"/>
+          <w:bCs w:val="false"/>
+          <w:i w:val="false"/>
+          <w:iCs w:val="false"/>
+          <w:color w:val="000000"/>
+          <w:sz w:val="20"/>
+          <w:szCs w:val="20"/>
+        </w:rPr>
+        <w:t xml:space="preserve">43 unit tests across 3 test files in UnitTests/:</w:t>
+      </w:r>
+    </w:p>
+    <w:p>
+      <w:pPr>
+        <w:pStyle w:val="ListParagraph"/>
+        <w:numPr>
+          <w:ilvl w:val="0"/>
+          <w:numId w:val="2"/>
+        </w:numPr>
+        <w:spacing w:after="60"/>
+      </w:pPr>
+      <w:r>
+        <w:rPr>
+          <w:rFonts w:ascii="Arial" w:cs="Arial" w:eastAsia="Arial" w:hAnsi="Arial"/>
+          <w:b w:val="false"/>
+          <w:bCs w:val="false"/>
+          <w:i w:val="false"/>
+          <w:iCs w:val="false"/>
+          <w:color w:val="000000"/>
+          <w:sz w:val="20"/>
+          <w:szCs w:val="20"/>
+        </w:rPr>
+        <w:t xml:space="preserve">JournalViewModelTests: 18 tests — startJournal, completeDay, protocol completion counter, computed properties, persistence isolation</w:t>
+      </w:r>
+    </w:p>
+    <w:p>
+      <w:pPr>
+        <w:pStyle w:val="ListParagraph"/>
+        <w:numPr>
+          <w:ilvl w:val="0"/>
+          <w:numId w:val="2"/>
+        </w:numPr>
+        <w:spacing w:after="60"/>
+      </w:pPr>
+      <w:r>
+        <w:rPr>
+          <w:rFonts w:ascii="Arial" w:cs="Arial" w:eastAsia="Arial" w:hAnsi="Arial"/>
+          <w:b w:val="false"/>
+          <w:bCs w:val="false"/>
+          <w:i w:val="false"/>
+          <w:iCs w:val="false"/>
+          <w:color w:val="000000"/>
+          <w:sz w:val="20"/>
+          <w:szCs w:val="20"/>
+        </w:rPr>
+        <w:t xml:space="preserve">RemedyDatabaseTests: 14 tests — symptom lookup, tradition lookup, data integrity</w:t>
+      </w:r>
+    </w:p>
+    <w:p>
+      <w:pPr>
+        <w:pStyle w:val="ListParagraph"/>
+        <w:numPr>
+          <w:ilvl w:val="0"/>
+          <w:numId w:val="2"/>
+        </w:numPr>
+        <w:spacing w:after="60"/>
+      </w:pPr>
+      <w:r>
+        <w:rPr>
+          <w:rFonts w:ascii="Arial" w:cs="Arial" w:eastAsia="Arial" w:hAnsi="Arial"/>
+          <w:b w:val="false"/>
+          <w:bCs w:val="false"/>
+          <w:i w:val="false"/>
+          <w:iCs w:val="false"/>
+          <w:color w:val="000000"/>
+          <w:sz w:val="20"/>
+          <w:szCs w:val="20"/>
+        </w:rPr>
+        <w:t xml:space="preserve">TraditionViewModelTests: 11 tests — initial state, toggle, clearAll, database integrity</w:t>
+      </w:r>
+    </w:p>
+    <w:p>
+      <w:pPr>
+        <w:pStyle w:val="Heading1"/>
+        <w:spacing w:after="120" w:before="360"/>
+      </w:pPr>
+      <w:r>
+        <w:rPr>
+          <w:rFonts w:ascii="Arial" w:cs="Arial" w:eastAsia="Arial" w:hAnsi="Arial"/>
+          <w:b/>
+          <w:bCs/>
+          <w:color w:val="1A2E1A"/>
+          <w:sz w:val="36"/>
+          <w:szCs w:val="36"/>
+        </w:rPr>
+        <w:t xml:space="preserve">12. Build Notes</w:t>
+      </w:r>
+    </w:p>
+    <w:p>
+      <w:pPr>
+        <w:pStyle w:val="ListParagraph"/>
+        <w:numPr>
+          <w:ilvl w:val="0"/>
+          <w:numId w:val="2"/>
+        </w:numPr>
+        <w:spacing w:after="60"/>
+      </w:pPr>
+      <w:r>
+        <w:rPr>
+          <w:rFonts w:ascii="Arial" w:cs="Arial" w:eastAsia="Arial" w:hAnsi="Arial"/>
+          <w:b w:val="false"/>
+          <w:bCs w:val="false"/>
+          <w:i w:val="false"/>
+          <w:iCs w:val="false"/>
+          <w:color w:val="000000"/>
+          <w:sz w:val="20"/>
+          <w:szCs w:val="20"/>
+        </w:rPr>
+        <w:t xml:space="preserve">Assets.xcassets requires a clean build (xcodebuild clean) when the asset catalog changes. Incremental builds on stale DerivedData may omit Assets.car from the bundle entirely.</w:t>
+      </w:r>
+    </w:p>
+    <w:p>
+      <w:pPr>
+        <w:pStyle w:val="ListParagraph"/>
+        <w:numPr>
+          <w:ilvl w:val="0"/>
+          <w:numId w:val="2"/>
+        </w:numPr>
+        <w:spacing w:after="60"/>
+      </w:pPr>
+      <w:r>
+        <w:rPr>
+          <w:rFonts w:ascii="Arial" w:cs="Arial" w:eastAsia="Arial" w:hAnsi="Arial"/>
+          <w:b w:val="false"/>
+          <w:bCs w:val="false"/>
+          <w:i w:val="false"/>
+          <w:iCs w:val="false"/>
+          <w:color w:val="000000"/>
+          <w:sz w:val="20"/>
+          <w:szCs w:val="20"/>
+        </w:rPr>
+        <w:t xml:space="preserve">All onChange(of:) calls use the iOS 14 single-parameter closure form { newValue in }. The iOS 17 two-parameter form { old, new in } is incompatible with the iOS 16.0 deployment target.</w:t>
       </w:r>
     </w:p>
     <w:sectPr>

--- a/remedy_app_documents/02_TechSpec.docx
+++ b/remedy_app_documents/02_TechSpec.docx
@@ -612,7 +612,7 @@
                 <w:sz w:val="18"/>
                 <w:szCs w:val="18"/>
               </w:rPr>
-              <w:t xml:space="preserve">TabView (4 tabs) + NavigationStack within tabs</w:t>
+              <w:t xml:space="preserve">TabView (5 tabs) + NavigationStack within tabs. About tab (tab 5) wraps SettingsScreen in a NavigationStack to enable push navigation to OurStoryView.</w:t>
             </w:r>
           </w:p>
         </w:tc>
@@ -1133,7 +1133,7 @@
           <w:sz w:val="18"/>
           <w:szCs w:val="18"/>
         </w:rPr>
-        <w:t xml:space="preserve">│   ├── RemedyDatabase.swift        // All 11 remedies + symptom map</w:t>
+        <w:t xml:space="preserve">│   ├── RemedyDatabase.swift        // All 17 remedies + symptom map. Steps written as third-person past-tense cultural narratives (App Store 1.4.1 compliance).</w:t>
       </w:r>
     </w:p>
     <w:p>
@@ -5147,6 +5147,22 @@
           <w:sz w:val="18"/>
           <w:szCs w:val="18"/>
         </w:rPr>
+        <w:t xml:space="preserve">    @Published var dayFeelings: [Int: String] = [:]  // per-day feeling; key = day number, value = "better" | "same" | "noticed"</w:t>
+      </w:r>
+    </w:p>
+    <w:p>
+      <w:pPr>
+        <w:shd w:fill="F0EDE8" w:val="clear"/>
+        <w:spacing w:after="80" w:before="80"/>
+        <w:ind w:left="360"/>
+      </w:pPr>
+      <w:r>
+        <w:rPr>
+          <w:rFonts w:ascii="Courier New" w:cs="Courier New" w:eastAsia="Courier New" w:hAnsi="Courier New"/>
+          <w:color w:val="2E5C2E"/>
+          <w:sz w:val="18"/>
+          <w:szCs w:val="18"/>
+        </w:rPr>
         <w:t xml:space="preserve">    @Published var protocolStartDate: Date?</w:t>
       </w:r>
     </w:p>
@@ -5387,7 +5403,7 @@
           <w:sz w:val="18"/>
           <w:szCs w:val="18"/>
         </w:rPr>
-        <w:t xml:space="preserve">    func completeDay() { ... }</w:t>
+        <w:t xml:space="preserve">    func completeDay(feeling: String? = nil) { ... }  // feeling stored to dayFeelings[currentDayNumber]</w:t>
       </w:r>
     </w:p>
     <w:p>
@@ -5873,6 +5889,66 @@
           </w:p>
         </w:tc>
       </w:tr>
+      <w:tr>
+        <w:tc>
+          <w:tcPr>
+            <w:tcW w:type="dxa" w:w="3000"/>
+            <w:tcBorders>
+              <w:top w:val="single" w:color="D0C8C0" w:sz="1"/>
+              <w:left w:val="single" w:color="D0C8C0" w:sz="1"/>
+              <w:bottom w:val="single" w:color="D0C8C0" w:sz="1"/>
+              <w:right w:val="single" w:color="D0C8C0" w:sz="1"/>
+            </w:tcBorders>
+            <w:shd w:fill="F5F0E8" w:val="clear"/>
+            <w:tcMar>
+              <w:top w:type="dxa" w:w="80"/>
+              <w:left w:type="dxa" w:w="120"/>
+              <w:bottom w:type="dxa" w:w="80"/>
+              <w:right w:type="dxa" w:w="120"/>
+            </w:tcMar>
+          </w:tcPr>
+          <w:p>
+            <w:r>
+              <w:rPr>
+                <w:rFonts w:ascii="Arial" w:cs="Arial" w:eastAsia="Arial" w:hAnsi="Arial"/>
+                <w:color w:val="000000"/>
+                <w:sz w:val="18"/>
+                <w:szCs w:val="18"/>
+              </w:rPr>
+              <w:t xml:space="preserve">journal_day_feelings</w:t>
+            </w:r>
+          </w:p>
+        </w:tc>
+        <w:tc>
+          <w:tcPr>
+            <w:tcW w:type="dxa" w:w="6360"/>
+            <w:tcBorders>
+              <w:top w:val="single" w:color="D0C8C0" w:sz="1"/>
+              <w:left w:val="single" w:color="D0C8C0" w:sz="1"/>
+              <w:bottom w:val="single" w:color="D0C8C0" w:sz="1"/>
+              <w:right w:val="single" w:color="D0C8C0" w:sz="1"/>
+            </w:tcBorders>
+            <w:shd w:fill="FFFFFF" w:val="clear"/>
+            <w:tcMar>
+              <w:top w:type="dxa" w:w="80"/>
+              <w:left w:type="dxa" w:w="120"/>
+              <w:bottom w:type="dxa" w:w="80"/>
+              <w:right w:type="dxa" w:w="120"/>
+            </w:tcMar>
+          </w:tcPr>
+          <w:p>
+            <w:r>
+              <w:rPr>
+                <w:rFonts w:ascii="Arial" w:cs="Arial" w:eastAsia="Arial" w:hAnsi="Arial"/>
+                <w:color w:val="000000"/>
+                <w:sz w:val="18"/>
+                <w:szCs w:val="18"/>
+              </w:rPr>
+              <w:t xml:space="preserve">Data (JSON) — JSON-encoded [Int: String] dictionary mapping protocol day number to feeling key ("better", "same", or "noticed"). Written on each call to completeDay(feeling:).</w:t>
+            </w:r>
+          </w:p>
+        </w:tc>
+      </w:tr>
     </w:tbl>
     <w:p>
       <w:pPr>
@@ -5889,7 +5965,7 @@
           <w:sz w:val="20"/>
           <w:szCs w:val="20"/>
         </w:rPr>
-        <w:t xml:space="preserve">On app launch, JournalViewModel checks for persisted state and restores if present. This is a lightweight implementation; SwiftData migration is planned for v2.</w:t>
+        <w:t xml:space="preserve">On app launch, JournalViewModel checks for persisted state and restores if present. All keys are prefixed by the authenticated user’s UID (e.g. "uid_journal_day_feelings") to support multi-user isolation. Anonymous keys are migrated to the user-prefixed form on first sign-in via migrateAnonymousKeys(to:). This is a lightweight implementation; SwiftData migration is planned for v2.</w:t>
       </w:r>
     </w:p>
     <w:p>

--- a/remedy_app_documents/02_TechSpec.docx
+++ b/remedy_app_documents/02_TechSpec.docx
@@ -937,6 +937,134 @@
           </w:p>
         </w:tc>
       </w:tr>
+      <w:tr>
+        <w:tc>
+          <w:tcPr>
+            <w:tcW w:type="dxa" w:w="3000"/>
+            <w:tcBorders>
+              <w:top w:val="single" w:color="D0C8C0" w:sz="1"/>
+              <w:left w:val="single" w:color="D0C8C0" w:sz="1"/>
+              <w:bottom w:val="single" w:color="D0C8C0" w:sz="1"/>
+              <w:right w:val="single" w:color="D0C8C0" w:sz="1"/>
+            </w:tcBorders>
+            <w:shd w:fill="FFFFFF" w:val="clear"/>
+            <w:tcMar>
+              <w:top w:type="dxa" w:w="80"/>
+              <w:left w:type="dxa" w:w="120"/>
+              <w:bottom w:type="dxa" w:w="80"/>
+              <w:right w:type="dxa" w:w="120"/>
+            </w:tcMar>
+          </w:tcPr>
+          <w:p>
+            <w:r>
+              <w:rPr>
+                <w:rFonts w:ascii="Arial" w:cs="Arial" w:eastAsia="Arial" w:hAnsi="Arial"/>
+                <w:b w:val="false"/>
+                <w:bCs w:val="false"/>
+                <w:color w:val="000000"/>
+                <w:sz w:val="18"/>
+                <w:szCs w:val="18"/>
+              </w:rPr>
+              <w:t xml:space="preserve">Backend / Cloud</w:t>
+            </w:r>
+          </w:p>
+        </w:tc>
+        <w:tc>
+          <w:tcPr>
+            <w:tcW w:type="dxa" w:w="6360"/>
+            <w:tcBorders>
+              <w:top w:val="single" w:color="D0C8C0" w:sz="1"/>
+              <w:left w:val="single" w:color="D0C8C0" w:sz="1"/>
+              <w:bottom w:val="single" w:color="D0C8C0" w:sz="1"/>
+              <w:right w:val="single" w:color="D0C8C0" w:sz="1"/>
+            </w:tcBorders>
+            <w:shd w:fill="FFFFFF" w:val="clear"/>
+            <w:tcMar>
+              <w:top w:type="dxa" w:w="80"/>
+              <w:left w:type="dxa" w:w="120"/>
+              <w:bottom w:type="dxa" w:w="80"/>
+              <w:right w:type="dxa" w:w="120"/>
+            </w:tcMar>
+          </w:tcPr>
+          <w:p>
+            <w:r>
+              <w:rPr>
+                <w:rFonts w:ascii="Arial" w:cs="Arial" w:eastAsia="Arial" w:hAnsi="Arial"/>
+                <w:b w:val="false"/>
+                <w:bCs w:val="false"/>
+                <w:color w:val="000000"/>
+                <w:sz w:val="18"/>
+                <w:szCs w:val="18"/>
+              </w:rPr>
+              <w:t xml:space="preserve">Firebase SDK 11 via SPM — Firestore, Auth, Storage, Crashlytics</w:t>
+            </w:r>
+          </w:p>
+        </w:tc>
+      </w:tr>
+      <w:tr>
+        <w:tc>
+          <w:tcPr>
+            <w:tcW w:type="dxa" w:w="3000"/>
+            <w:tcBorders>
+              <w:top w:val="single" w:color="D0C8C0" w:sz="1"/>
+              <w:left w:val="single" w:color="D0C8C0" w:sz="1"/>
+              <w:bottom w:val="single" w:color="D0C8C0" w:sz="1"/>
+              <w:right w:val="single" w:color="D0C8C0" w:sz="1"/>
+            </w:tcBorders>
+            <w:shd w:fill="FFFFFF" w:val="clear"/>
+            <w:tcMar>
+              <w:top w:type="dxa" w:w="80"/>
+              <w:left w:type="dxa" w:w="120"/>
+              <w:bottom w:type="dxa" w:w="80"/>
+              <w:right w:type="dxa" w:w="120"/>
+            </w:tcMar>
+          </w:tcPr>
+          <w:p>
+            <w:r>
+              <w:rPr>
+                <w:rFonts w:ascii="Arial" w:cs="Arial" w:eastAsia="Arial" w:hAnsi="Arial"/>
+                <w:b w:val="false"/>
+                <w:bCs w:val="false"/>
+                <w:color w:val="000000"/>
+                <w:sz w:val="18"/>
+                <w:szCs w:val="18"/>
+              </w:rPr>
+              <w:t xml:space="preserve">Monetization</w:t>
+            </w:r>
+          </w:p>
+        </w:tc>
+        <w:tc>
+          <w:tcPr>
+            <w:tcW w:type="dxa" w:w="6360"/>
+            <w:tcBorders>
+              <w:top w:val="single" w:color="D0C8C0" w:sz="1"/>
+              <w:left w:val="single" w:color="D0C8C0" w:sz="1"/>
+              <w:bottom w:val="single" w:color="D0C8C0" w:sz="1"/>
+              <w:right w:val="single" w:color="D0C8C0" w:sz="1"/>
+            </w:tcBorders>
+            <w:shd w:fill="FFFFFF" w:val="clear"/>
+            <w:tcMar>
+              <w:top w:type="dxa" w:w="80"/>
+              <w:left w:type="dxa" w:w="120"/>
+              <w:bottom w:type="dxa" w:w="80"/>
+              <w:right w:type="dxa" w:w="120"/>
+            </w:tcMar>
+          </w:tcPr>
+          <w:p>
+            <w:r>
+              <w:rPr>
+                <w:rFonts w:ascii="Arial" w:cs="Arial" w:eastAsia="Arial" w:hAnsi="Arial"/>
+                <w:b w:val="false"/>
+                <w:bCs w:val="false"/>
+                <w:color w:val="000000"/>
+                <w:sz w:val="18"/>
+                <w:szCs w:val="18"/>
+              </w:rPr>
+              <w:t xml:space="preserve">StoreKit 2 (native) — Non-Consumable IAP: nys.lifetime.archive.unlock ($19.99)</w:t>
+            </w:r>
+          </w:p>
+        </w:tc>
+      </w:tr>
     </w:tbl>
     <w:p>
       <w:r>
@@ -9245,6 +9373,238 @@
         </w:rPr>
         <w:t xml:space="preserve">All onChange(of:) calls use the iOS 14 single-parameter closure form { newValue in }. The iOS 17 two-parameter form { old, new in } is incompatible with the iOS 16.0 deployment target.</w:t>
       </w:r>
+    </w:p>
+    <w:p>
+      <w:pPr>
+        <w:pStyle w:val="Heading1"/>
+        <w:spacing w:after="120" w:before="360"/>
+      </w:pPr>
+      <w:r>
+        <w:rPr>
+          <w:rFonts w:ascii="Arial" w:cs="Arial" w:eastAsia="Arial" w:hAnsi="Arial"/>
+          <w:color w:val="1A2E1A"/>
+        </w:rPr>
+        <w:t xml:space="preserve">13. Firebase Backend Architecture</w:t>
+      </w:r>
+    </w:p>
+    <w:p>
+      <w:pPr>
+        <w:spacing w:after="60"/>
+      </w:pPr>
+      <w:r>
+        <w:rPr>
+          <w:rFonts w:ascii="Arial" w:cs="Arial" w:eastAsia="Arial" w:hAnsi="Arial"/>
+          <w:b/>
+          <w:sz w:val="20"/>
+          <w:szCs w:val="20"/>
+        </w:rPr>
+        <w:t xml:space="preserve">13.1 Firebase Project</w:t>
+      </w:r>
+    </w:p>
+    <w:p>
+      <w:pPr>
+        <w:spacing w:after="60"/>
+      </w:pPr>
+      <w:r>
+        <w:rPr>
+          <w:rFonts w:ascii="Arial" w:cs="Arial" w:eastAsia="Arial" w:hAnsi="Arial"/>
+          <w:sz w:val="20"/>
+          <w:szCs w:val="20"/>
+        </w:rPr>
+        <w:t xml:space="preserve">Project ID: nise-e483f. Blaze (pay-as-you-go) plan. Firestore database: production mode, us-central1, Standard tier. Firebase Storage: us-central1. Crashlytics enabled. GoogleService-Info.plist is git-ignored and must be added to the Xcode target manually after checkout.</w:t>
+      </w:r>
+    </w:p>
+    <w:p>
+      <w:pPr>
+        <w:spacing w:after="60"/>
+      </w:pPr>
+      <w:r>
+        <w:rPr>
+          <w:rFonts w:ascii="Arial" w:cs="Arial" w:eastAsia="Arial" w:hAnsi="Arial"/>
+          <w:b/>
+          <w:sz w:val="20"/>
+          <w:szCs w:val="20"/>
+        </w:rPr>
+        <w:t xml:space="preserve">13.2 Firestore Data Model</w:t>
+      </w:r>
+    </w:p>
+    <w:p>
+      <w:pPr>
+        <w:spacing w:after="60"/>
+      </w:pPr>
+      <w:r>
+        <w:rPr>
+          <w:rFonts w:ascii="Arial" w:cs="Arial" w:eastAsia="Arial" w:hAnsi="Arial"/>
+          <w:sz w:val="20"/>
+          <w:szCs w:val="20"/>
+        </w:rPr>
+        <w:t xml:space="preserve">/protocols/{slug} — NysProtocol documents. 17 documents seeded. Document ID is a URL-safe slug (e.g. triphala-ginger-decoction). Fields: name, origin, tradition, tid, icon, color, systemPriority (string tag: digestive | energy | skin | joint | neuro | mood | immune | sleep), desc, steps[], duration, disclaimer, ingredientDetails[], citations[], heroImageURL (optional), createdAt, updatedAt. Embedded document pattern — all data in a single read, no sub-collection fetches required.</w:t>
+      </w:r>
+    </w:p>
+    <w:p>
+      <w:pPr>
+        <w:spacing w:after="60"/>
+      </w:pPr>
+      <w:r>
+        <w:rPr>
+          <w:rFonts w:ascii="Arial" w:cs="Arial" w:eastAsia="Arial" w:hAnsi="Arial"/>
+          <w:sz w:val="20"/>
+          <w:szCs w:val="20"/>
+        </w:rPr>
+        <w:t xml:space="preserve">/app_strings/global_config — Remote config document. Fields: appVersion, minimumSupportedVersion, lifetimeArchiveProductID (“nys.lifetime.archive.unlock”), starterVolumeProtocolLimit (3), maintenanceMode, supportEmail.</w:t>
+      </w:r>
+    </w:p>
+    <w:p>
+      <w:pPr>
+        <w:spacing w:after="60"/>
+      </w:pPr>
+      <w:r>
+        <w:rPr>
+          <w:rFonts w:ascii="Arial" w:cs="Arial" w:eastAsia="Arial" w:hAnsi="Arial"/>
+          <w:sz w:val="20"/>
+          <w:szCs w:val="20"/>
+        </w:rPr>
+        <w:t xml:space="preserve">/users/{uid} — Owner-only profile. Fields managed by client: ageBracket, wellnessGoal, unlockedProtocolIDs, updatedAt. Fields managed by Admin SDK only: isLifetimeArchiveUnlocked, availableTokens (noMonetizationEscalation() Firestore rule blocks client writes).</w:t>
+      </w:r>
+    </w:p>
+    <w:p>
+      <w:pPr>
+        <w:spacing w:after="60"/>
+      </w:pPr>
+      <w:r>
+        <w:rPr>
+          <w:rFonts w:ascii="Arial" w:cs="Arial" w:eastAsia="Arial" w:hAnsi="Arial"/>
+          <w:b/>
+          <w:sz w:val="20"/>
+          <w:szCs w:val="20"/>
+        </w:rPr>
+        <w:t xml:space="preserve">13.3 FetchState State Machine</w:t>
+      </w:r>
+    </w:p>
+    <w:p>
+      <w:pPr>
+        <w:spacing w:after="60"/>
+      </w:pPr>
+      <w:r>
+        <w:rPr>
+          <w:rFonts w:ascii="Arial" w:cs="Arial" w:eastAsia="Arial" w:hAnsi="Arial"/>
+          <w:sz w:val="20"/>
+          <w:szCs w:val="20"/>
+        </w:rPr>
+        <w:t xml:space="preserve">All Firestore fetch operations use a generic FetchState&lt;T&gt; enum: .idle | .loading | .success(T) | .failure(FetchError). FetchError cases: networkUnavailable(underlying:), documentNotFound(id:), decodingFailure(underlying:), firebaseNotConfigured. Views switch over fetchState directly — no separate Bool loading flags. Binary never crashes on fetch failure; all errors are recorded to Crashlytics with structured metadata.</w:t>
+      </w:r>
+    </w:p>
+    <w:p>
+      <w:pPr>
+        <w:spacing w:after="60"/>
+      </w:pPr>
+      <w:r>
+        <w:rPr>
+          <w:rFonts w:ascii="Arial" w:cs="Arial" w:eastAsia="Arial" w:hAnsi="Arial"/>
+          <w:b/>
+          <w:sz w:val="20"/>
+          <w:szCs w:val="20"/>
+        </w:rPr>
+        <w:t xml:space="preserve">13.4 New ViewModels and Views</w:t>
+      </w:r>
+    </w:p>
+    <w:p>
+      <w:pPr>
+        <w:spacing w:after="60"/>
+      </w:pPr>
+      <w:r>
+        <w:rPr>
+          <w:rFonts w:ascii="Arial" w:cs="Arial" w:eastAsia="Arial" w:hAnsi="Arial"/>
+          <w:sz w:val="20"/>
+          <w:szCs w:val="20"/>
+        </w:rPr>
+        <w:t xml:space="preserve">ProtocolDetailViewModel — owns FetchState&lt;NysProtocol&gt;. fetchRemote() is guarded against redundant in-flight calls. Local Remedy fallback always populated on init. Lock gate grace period: returns false during .loading to prevent flash before isLifetimeArchiveUnlocked is known.</w:t>
+      </w:r>
+    </w:p>
+    <w:p>
+      <w:pPr>
+        <w:spacing w:after="60"/>
+      </w:pPr>
+      <w:r>
+        <w:rPr>
+          <w:rFonts w:ascii="Arial" w:cs="Arial" w:eastAsia="Arial" w:hAnsi="Arial"/>
+          <w:sz w:val="20"/>
+          <w:szCs w:val="20"/>
+        </w:rPr>
+        <w:t xml:space="preserve">ProtocolsViewModel — fetches full /protocols/ collection. availablePriorityChips: [String] derived from live Firestore systemPriority strings (zero hardcoded enum mapping). filteredRemoteProtocols and filteredLocalRemedies both respect activeSystemPriority. Falls back to RemedyDatabase.all on any Firestore failure.</w:t>
+      </w:r>
+    </w:p>
+    <w:p>
+      <w:pPr>
+        <w:spacing w:after="60"/>
+      </w:pPr>
+      <w:r>
+        <w:rPr>
+          <w:rFonts w:ascii="Arial" w:cs="Arial" w:eastAsia="Arial" w:hAnsi="Arial"/>
+          <w:sz w:val="20"/>
+          <w:szCs w:val="20"/>
+        </w:rPr>
+        <w:t xml:space="preserve">ProtocolDetailView — three rendered states: .loading shows shimmer skeleton (cream-sage gradient bar placeholders); .success shows full remote content (historicalContext, systemPriority badge, ingredientDetails, cycleLengthDays CTA, citationReferences); .failure shows local fallback content with a floating “Archive Unavailable” wifi.slash banner. ResultsScreen.navigationDestination now pushes ProtocolDetailView instead of RemedyDetailScreen.</w:t>
+      </w:r>
+    </w:p>
+    <w:p>
+      <w:pPr>
+        <w:spacing w:after="60"/>
+      </w:pPr>
+      <w:r>
+        <w:rPr>
+          <w:rFonts w:ascii="Arial" w:cs="Arial" w:eastAsia="Arial" w:hAnsi="Arial"/>
+          <w:b/>
+          <w:sz w:val="20"/>
+          <w:szCs w:val="20"/>
+        </w:rPr>
+        <w:t xml:space="preserve">13.5 Security Rules</w:t>
+      </w:r>
+    </w:p>
+    <w:p>
+      <w:pPr>
+        <w:spacing w:after="60"/>
+      </w:pPr>
+      <w:r>
+        <w:rPr>
+          <w:rFonts w:ascii="Arial" w:cs="Arial" w:eastAsia="Arial" w:hAnsi="Arial"/>
+          <w:sz w:val="20"/>
+          <w:szCs w:val="20"/>
+        </w:rPr>
+        <w:t xml:space="preserve">Firestore rules v2 (ABAC): /protocols/{document=**} and /app_strings/{document=**} are read-only for authenticated users, write-blocked client-side. /users/{uid} allows owner create/update with noMonetizationEscalation() blocking writes to isLifetimeArchiveUnlocked and availableTokens. /users/{uid}/{document=**} allows owner read/write for all sub-collections. /admin/{document=**} fully blocked. Default deny catch-all. Storage rules: /protocols/** authenticated read, write blocked. /users/{uid}/** owner-only read/write. Default deny. Both rule sets deployed to project nise-e483f via Firebase CLI.</w:t>
+      </w:r>
+    </w:p>
+    <w:p>
+      <w:pPr>
+        <w:spacing w:after="60"/>
+      </w:pPr>
+      <w:r>
+        <w:rPr>
+          <w:rFonts w:ascii="Arial" w:cs="Arial" w:eastAsia="Arial" w:hAnsi="Arial"/>
+          <w:b/>
+          <w:sz w:val="20"/>
+          <w:szCs w:val="20"/>
+        </w:rPr>
+        <w:t xml:space="preserve">13.6 Infra Files</w:t>
+      </w:r>
+    </w:p>
+    <w:p>
+      <w:pPr>
+        <w:spacing w:after="60"/>
+      </w:pPr>
+      <w:r>
+        <w:rPr>
+          <w:rFonts w:ascii="Arial" w:cs="Arial" w:eastAsia="Arial" w:hAnsi="Arial"/>
+          <w:sz w:val="20"/>
+          <w:szCs w:val="20"/>
+        </w:rPr>
+        <w:t xml:space="preserve">Committed: seed_firestore.js (Node.js Admin SDK seed script, idempotent, dry-run mode), storage.rules, firestore.rules, firestore.indexes.json. Git-ignored: .firebaserc, firebase.json, GoogleService-Info.plist, HerbalRemedyAdvisor/Nys.storekit (StoreKit 2 sandbox config for nys.lifetime.archive.unlock at $19.99). App Store Connect IAP creation deferred to pre-TestFlight submission.</w:t>
+      </w:r>
+    </w:p>
+    <w:p>
+      <w:pPr>
+        <w:spacing w:after="0"/>
+      </w:pPr>
     </w:p>
     <w:sectPr>
       <w:headerReference w:type="default" r:id="rId7"/>
